--- a/tests/corpus/business/report-gsa-csp-capabilities.docx
+++ b/tests/corpus/business/report-gsa-csp-capabilities.docx
@@ -39426,10 +39426,4 @@
     </a:ext>
   </a:extLst>
 </a:theme>
-</file>
-
-<file path=docMetadata/LabelInfo.xml><?xml version="1.0" encoding="utf-8"?>
-<clbl:labelList xmlns:clbl="http://schemas.microsoft.com/office/2020/mipLabelMetadata">
-  <clbl:label id="{da623df2-7a25-4a8f-b59b-3a3459c1375f}" enabled="1" method="Standard" siteId="{16532572-d567-4d67-8727-f12f7bb6aed3}" contentBits="0" removed="0"/>
-</clbl:labelList>
 </file>